--- a/MHBV 011026/04_LEGAL_REGULATORIO/MHBV-04_Mapa_de_Acoes_Online.docx
+++ b/MHBV 011026/04_LEGAL_REGULATORIO/MHBV-04_Mapa_de_Acoes_Online.docx
@@ -233,7 +233,7 @@
                 <w:sz w:val="18"/>
                 <w:szCs w:val="18"/>
               </w:rPr>
-              <w:t xml:space="preserve">MHBV 011026 (01/10/2026) · edição executiva</w:t>
+              <w:t xml:space="preserve">MHBV 071026 (07/10/2026) · edição executiva</w:t>
             </w:r>
           </w:p>
         </w:tc>
@@ -3287,7 +3287,7 @@
         <w:sz w:val="15"/>
         <w:szCs w:val="15"/>
       </w:rPr>
-      <w:t xml:space="preserve">Emissão: MHBV 011026 (01/10/2026) · Comissão Organizadora · Boa Viagem/CE · (88) 99726-4831</w:t>
+      <w:t xml:space="preserve">Emissão: MHBV 071026 (07/10/2026) · Comissão Organizadora · Boa Viagem/CE · (88) 99726-4831</w:t>
     </w:r>
   </w:p>
 </w:ftr>
@@ -3513,7 +3513,7 @@
         <w:sz w:val="14"/>
         <w:szCs w:val="14"/>
       </w:rPr>
-      <w:t xml:space="preserve">	MHBV-04 · MHBV 011026 (01/10/2026)</w:t>
+      <w:t xml:space="preserve">	MHBV-04 · MHBV 071026 (07/10/2026)</w:t>
     </w:r>
   </w:p>
   <w:p>
